--- a/docs/World3-03_Shiny_App_User_Manual.docx
+++ b/docs/World3-03_Shiny_App_User_Manual.docx
@@ -87,6 +87,19 @@
     <w:p>
       <w:r>
         <w:t>Each run computes the full World3-03 trajectory from 1900 through 2100. The presentation timeline does not change the model; it controls how much of the already-computed trajectory is visible. This makes live presentation smoother while preserving the exact simulation result for the selected assumptions.</w:t>
+      </w:r>
+    </w:p>
+    <w:p>
+      <w:pPr>
+        <w:pStyle w:val="Heading1"/>
+      </w:pPr>
+      <w:r>
+        <w:t>Splash Screen and Icon</w:t>
+      </w:r>
+    </w:p>
+    <w:p>
+      <w:r>
+        <w:t>The app opens with a dark splash screen titled MIT World3-03 Model. The background uses stylized, faded model-trajectory lines to set the tone for a systems-collapse scenario tool without using any official MIT seal or trademarked logo. The custom app icon combines an earth form with a trajectory curve, signaling that the application is an exploratory interface for the World3-03 model rather than an official MIT product.</w:t>
       </w:r>
     </w:p>
     <w:p>

--- a/docs/World3-03_Shiny_App_User_Manual.docx
+++ b/docs/World3-03_Shiny_App_User_Manual.docx
@@ -1444,8 +1444,147 @@
           </w:p>
         </w:tc>
       </w:tr>
+      <w:tr>
+        <w:tc>
+          <w:tcPr>
+            <w:tcW w:type="dxa" w:w="2304"/>
+            <w:vAlign w:val="center"/>
+          </w:tcPr>
+          <w:p>
+            <w:pPr>
+              <w:spacing w:after="0"/>
+            </w:pPr>
+            <w:r/>
+            <w:r>
+              <w:rPr>
+                <w:b w:val="0"/>
+              </w:rPr>
+              <w:t>System Diagrams tab</w:t>
+            </w:r>
+          </w:p>
+        </w:tc>
+        <w:tc>
+          <w:tcPr>
+            <w:tcW w:type="dxa" w:w="6984"/>
+            <w:vAlign w:val="center"/>
+          </w:tcPr>
+          <w:p>
+            <w:pPr>
+              <w:spacing w:after="0"/>
+            </w:pPr>
+            <w:r/>
+            <w:r>
+              <w:rPr>
+                <w:b w:val="0"/>
+              </w:rPr>
+              <w:t>Original subsystem diagrams for the overall model and ten major submodels: human fertility, land fertility, food production, labor force utilization, population dynamics, pollution dynamics, service investment, nonrenewable resources, arable land, and life expectancy.</w:t>
+            </w:r>
+          </w:p>
+        </w:tc>
+      </w:tr>
     </w:tbl>
     <w:p/>
+    <w:p>
+      <w:pPr>
+        <w:pStyle w:val="Heading1"/>
+      </w:pPr>
+      <w:r>
+        <w:t>System Diagrams</w:t>
+      </w:r>
+    </w:p>
+    <w:p>
+      <w:r>
+        <w:t>The System Diagrams tab provides one illustration per submodel plus an overview. These diagrams are original companion diagrams created for this app. They are inspired by the public Insight Maker World3 reference you supplied, but they are not copied screenshots or exported Insight Maker artwork.</w:t>
+      </w:r>
+    </w:p>
+    <w:p>
+      <w:pPr>
+        <w:pStyle w:val="ListBullet"/>
+      </w:pPr>
+      <w:r>
+        <w:t>Overview: links the major World3-03 sectors and feedback loops.</w:t>
+      </w:r>
+    </w:p>
+    <w:p>
+      <w:pPr>
+        <w:pStyle w:val="ListBullet"/>
+      </w:pPr>
+      <w:r>
+        <w:t>Human Fertility: explains desired family size, fertility control, total fertility, and births.</w:t>
+      </w:r>
+    </w:p>
+    <w:p>
+      <w:pPr>
+        <w:pStyle w:val="ListBullet"/>
+      </w:pPr>
+      <w:r>
+        <w:t>Land Fertility: explains fertility degradation and regeneration.</w:t>
+      </w:r>
+    </w:p>
+    <w:p>
+      <w:pPr>
+        <w:pStyle w:val="ListBullet"/>
+      </w:pPr>
+      <w:r>
+        <w:t>Food Production: explains arable land, agricultural inputs, land yield, and food per capita.</w:t>
+      </w:r>
+    </w:p>
+    <w:p>
+      <w:pPr>
+        <w:pStyle w:val="ListBullet"/>
+      </w:pPr>
+      <w:r>
+        <w:t>Labor Force: explains jobs, labor force, utilization, and capital output.</w:t>
+      </w:r>
+    </w:p>
+    <w:p>
+      <w:pPr>
+        <w:pStyle w:val="ListBullet"/>
+      </w:pPr>
+      <w:r>
+        <w:t>Population Dynamics: explains births, age cohorts, maturation, mortality, and life expectancy.</w:t>
+      </w:r>
+    </w:p>
+    <w:p>
+      <w:pPr>
+        <w:pStyle w:val="ListBullet"/>
+      </w:pPr>
+      <w:r>
+        <w:t>Pollution Dynamics: explains persistent pollution generation, assimilation, and effects.</w:t>
+      </w:r>
+    </w:p>
+    <w:p>
+      <w:pPr>
+        <w:pStyle w:val="ListBullet"/>
+      </w:pPr>
+      <w:r>
+        <w:t>Service Investment: explains allocation of industrial output to service capital.</w:t>
+      </w:r>
+    </w:p>
+    <w:p>
+      <w:pPr>
+        <w:pStyle w:val="ListBullet"/>
+      </w:pPr>
+      <w:r>
+        <w:t>Natural Resources: explains nonrenewable resource depletion and extraction burden.</w:t>
+      </w:r>
+    </w:p>
+    <w:p>
+      <w:pPr>
+        <w:pStyle w:val="ListBullet"/>
+      </w:pPr>
+      <w:r>
+        <w:t>Arable Land: explains development, erosion, and urban-industrial conversion.</w:t>
+      </w:r>
+    </w:p>
+    <w:p>
+      <w:pPr>
+        <w:pStyle w:val="ListBullet"/>
+      </w:pPr>
+      <w:r>
+        <w:t>Life Expectancy: explains food, services, pollution, crowding, and mortality.</w:t>
+      </w:r>
+    </w:p>
     <w:p>
       <w:pPr>
         <w:pStyle w:val="Heading1"/>
